--- a/Journal de développement.docx
+++ b/Journal de développement.docx
@@ -131,10 +131,7 @@
         <w:t>Ces maquettes sont disponibles sur GitHub dans le fichier :</w:t>
       </w:r>
       <w:r>
-        <w:t xml:space="preserve"> </w:t>
-      </w:r>
-      <w:r>
-        <w:t>maquettes_v1.pptx</w:t>
+        <w:t xml:space="preserve"> maquettes_v1.pptx</w:t>
       </w:r>
       <w:r>
         <w:t>.</w:t>
@@ -157,6 +154,14 @@
       <w:pPr>
         <w:ind w:firstLine="708"/>
       </w:pPr>
+    </w:p>
+    <w:p>
+      <w:pPr>
+        <w:ind w:firstLine="708"/>
+      </w:pPr>
+      <w:r>
+        <w:t>ezadbhjdezvbghjdezghvdezgvhsdevgszvgszgvdxg</w:t>
+      </w:r>
     </w:p>
     <w:p/>
     <w:p>

--- a/Journal de développement.docx
+++ b/Journal de développement.docx
@@ -148,19 +148,6 @@
       </w:pPr>
       <w:r>
         <w:t xml:space="preserve">Insérer l’architecture </w:t>
-      </w:r>
-    </w:p>
-    <w:p>
-      <w:pPr>
-        <w:ind w:firstLine="708"/>
-      </w:pPr>
-    </w:p>
-    <w:p>
-      <w:pPr>
-        <w:ind w:firstLine="708"/>
-      </w:pPr>
-      <w:r>
-        <w:t>ezadbhjdezvbghjdezghvdezgvhsdevgszvgszgvdxg</w:t>
       </w:r>
     </w:p>
     <w:p/>
